--- a/docs/화면흐름_상세명세_v3.docx
+++ b/docs/화면흐름_상세명세_v3.docx
@@ -7842,6 +7842,50 @@
           <w:color w:val="595959"/>
         </w:rPr>
         <w:t xml:space="preserve">흐름도 다이어그램(레인형 맵)은 대화 내 위젯으로 제공되며, 본 문서의 1~4장이 그 상세 명세다. 상세 로직은 ①~④, 데이터 모델은 ⑤, 케이스 검증은 ⑥을 참조.</w:t>
+      </w:r>
+    </w:p>
+    <w:p>
+      <w:r>
+        <w:br w:type="page"/>
+      </w:r>
+    </w:p>
+    <w:p>
+      <w:r>
+        <w:rPr>
+          <w:b/>
+          <w:color w:val="191F28"/>
+          <w:sz w:val="28"/>
+        </w:rPr>
+        <w:t>■ 구현 반영 변경점 (v3 → 구현, 2026-06)</w:t>
+      </w:r>
+    </w:p>
+    <w:p>
+      <w:r>
+        <w:rPr>
+          <w:color w:val="6B7684"/>
+          <w:sz w:val="18"/>
+        </w:rPr>
+        <w:t>본 절은 원본 v3 설계 이후 실제 구현에서 (주로 사용자 결정으로) 달라진 부분을 요약한다. 전체 정리는 docs/구현-변경점.md 참조. (2026-06-09)</w:t>
+      </w:r>
+    </w:p>
+    <w:p>
+      <w:r>
+        <w:t>• 하단 탭 순서: 식재료 · 레시피 · 발주 · MY.</w:t>
+      </w:r>
+    </w:p>
+    <w:p>
+      <w:r>
+        <w:t>• 라우팅: expo-router 파일 기반. 각 탭은 폴더 + _layout.tsx(Stack). 구현 라우트 — ingredients/[id]·add·edit·option, recipes/[id]·add·ingredient-search·fixed-cost·fixed-cost-edit, orders/complete.</w:t>
+      </w:r>
+    </w:p>
+    <w:p>
+      <w:r>
+        <w:t>• 리스트 헤더 패턴: 타이틀(좌) + 검색/알림 아이콘(우), 그 아래 밑줄형 탭(좌측 정렬, 구분선 #D1D6DB).</w:t>
+      </w:r>
+    </w:p>
+    <w:p>
+      <w:r>
+        <w:t>• 발주 탭 명칭 입고 예정/입고 완료로 변경. 발주 후보 → 주문하기(ORD-05 시트)/발주 완료(ORD-06 시트) → 발주 완료 등록(ORD-02).</w:t>
       </w:r>
     </w:p>
     <w:sectPr>
